--- a/deliverables/V-Trace_Individual_Report_Gurneet_Kaur_Bhuller.docx
+++ b/deliverables/V-Trace_Individual_Report_Gurneet_Kaur_Bhuller.docx
@@ -46,21 +46,21 @@
         <w:t>Problem framing and proposal.</w:t>
       </w:r>
       <w:r>
-        <w:t xml:space="preserve"> I defined the two-stage </w:t>
+        <w:t xml:space="preserve"> I defined the </w:t>
       </w:r>
       <w:r>
         <w:rPr>
           <w:i/>
         </w:rPr>
-        <w:t>describe → search → confirm → re-identify</w:t>
+        <w:t>describe → rank → select → trace</w:t>
       </w:r>
       <w:r>
-        <w:t xml:space="preserve"> workflow,</w:t>
+        <w:t xml:space="preserve"> workflow, the scope (short</w:t>
       </w:r>
     </w:p>
     <w:p>
       <w:r>
-        <w:t>the scope (uploaded videos, ranked results for human review, no identity claims) and the evaluation plan, and presented it in the first presentation.</w:t>
+        <w:t>uploaded or demo videos, ranked results for a person to review, no identity claims) and the evaluation plan, and presented it in the first presentation.</w:t>
       </w:r>
     </w:p>
     <w:p>
@@ -72,15 +72,15 @@
         <w:rPr>
           <w:b/>
         </w:rPr>
-        <w:t>Recognition pipeline.</w:t>
+        <w:t>Choosing and integrating pretrained models.</w:t>
       </w:r>
       <w:r>
-        <w:t xml:space="preserve"> I built video ingestion with YOLO11 detection and ByteTrack tracking, turned tracks into</w:t>
+        <w:t xml:space="preserve"> Rather than training my own networks, I selected published models for</w:t>
       </w:r>
     </w:p>
     <w:p>
       <w:r>
-        <w:t>tracklets with quality-based crop selection, and computed six complementary descriptors per tracklet: ResNet-50 and CLIP embeddings, colour/type probabilities, an HSV histogram, EasyOCR plate text with wildcard matching, and CLIP-scored distinctive cues.</w:t>
+        <w:t>each step and connected them into one pipeline: YOLO11 detection and ByteTrack tracking to turn video into sightings, CLIP zero-shot scoring for colour, type, distinctive features and free text, EasyOCR for plates with wildcard matching, and the FastReID VeRi-776 Re-ID model released by the VeRi authors' team for cross-camera matching. I wrote a small loader so the FastReID checkpoint runs with plain PyTorch, and checked that it reproduces its published accuracy.</w:t>
       </w:r>
     </w:p>
     <w:p>
@@ -92,15 +92,15 @@
         <w:rPr>
           <w:b/>
         </w:rPr>
-        <w:t>Learning components.</w:t>
+        <w:t>Search and matching logic.</w:t>
       </w:r>
       <w:r>
-        <w:t xml:space="preserve"> I trained a supervised colour/type probe on VeRi-776 labels, a Random Forest</w:t>
+        <w:t xml:space="preserve"> I designed the description score (only the fields the user gives are used), and the</w:t>
       </w:r>
     </w:p>
     <w:p>
       <w:r>
-        <w:t>same/different-vehicle matcher over a ten-feature evidence vector, and an unsupervised Self-Organizing Map, and compared them against appearance-only and weighted-fusion baselines.</w:t>
+        <w:t>rule that decides whether a vehicle was seen in a camera: a similarity threshold chosen from the VeRi-776 score distributions, a ratio test against the second-best candidate, and a time window for cameras that share a clock.</w:t>
       </w:r>
     </w:p>
     <w:p>
@@ -112,35 +112,15 @@
         <w:rPr>
           <w:b/>
         </w:rPr>
-        <w:t>Path tracing.</w:t>
+        <w:t>Demo data and evaluation.</w:t>
       </w:r>
       <w:r>
-        <w:t xml:space="preserve"> I added a path-growing method that follows a confirmed vehicle from camera to camera and built</w:t>
+        <w:t xml:space="preserve"> I built multi-camera demo footage on which the same cars really pass three cameras,</w:t>
       </w:r>
     </w:p>
     <w:p>
       <w:r>
-        <w:t>multi-camera demo footage on which the same cars really appear in three cameras.</w:t>
-      </w:r>
-    </w:p>
-    <w:p>
-      <w:pPr>
-        <w:pStyle w:val="ListBullet"/>
-        <w:spacing w:after="60"/>
-      </w:pPr>
-      <w:r>
-        <w:rPr>
-          <w:b/>
-        </w:rPr>
-        <w:t>Evaluation.</w:t>
-      </w:r>
-      <w:r>
-        <w:t xml:space="preserve"> I designed an identity-disjoint VeRi-776 protocol, a plate-degradation experiment, ablations, and a</w:t>
-      </w:r>
-    </w:p>
-    <w:p>
-      <w:r>
-        <w:t>pseudo-ground-truth evaluation of tracking and path tracing on the demo cameras.</w:t>
+        <w:t>a pseudo-ground-truth evaluation of tracking and Re-ID on it, and the VeRi-776 benchmark run.</w:t>
       </w:r>
     </w:p>
     <w:p>
@@ -155,12 +135,12 @@
         <w:t>Application and engineering.</w:t>
       </w:r>
       <w:r>
-        <w:t xml:space="preserve"> I built the Streamlit app (admin sign-in, dark/light theme, six tabs), unit and</w:t>
+        <w:t xml:space="preserve"> I built the Streamlit app (admin sign-in, demo or uploaded videos, dark/light</w:t>
       </w:r>
     </w:p>
     <w:p>
       <w:r>
-        <w:t>app tests with GitHub Actions CI, and managed the work through GitHub issues, branches and pull requests.</w:t>
+        <w:t>theme), unit and app tests, and managed the work through GitHub branches and pull requests.</w:t>
       </w:r>
     </w:p>
     <w:p>
@@ -191,19 +171,10 @@
         <w:rPr>
           <w:b/>
         </w:rPr>
-        <w:t>Evaluation discipline matters as much as the model.</w:t>
+        <w:t>Use what already exists, and check it.</w:t>
       </w:r>
       <w:r>
-        <w:t xml:space="preserve"> My first Random Forest ranked </w:t>
-      </w:r>
-      <w:r>
-        <w:rPr>
-          <w:i/>
-        </w:rPr>
-        <w:t>worse</w:t>
-      </w:r>
-      <w:r>
-        <w:t xml:space="preserve"> than a single appearance cue. The cause was not the algorithm but the data feeding it: the colour/type features for its training pairs came from a classifier fitted on the same vehicles, so they were unrealistically accurate and the forest learned to over-trust them. Out-of-fold features fixed it. Finding this taught me to ask, for every feature, "would this value look the same on data the model has never seen?" — the same question behind identity-disjoint splits.</w:t>
+        <w:t xml:space="preserve"> A pretrained, published model (FastReID on VeRi-776) was far stronger than anything I could train in ten days. The important work was integrating it correctly and verifying it: re-running the official benchmark showed the weights load and behave as published, before trusting them on my own footage.</w:t>
       </w:r>
     </w:p>
     <w:p>
@@ -211,10 +182,21 @@
         <w:rPr>
           <w:b/>
         </w:rPr>
-        <w:t>Combining weak evidence is powerful, but a learned combiner needs care.</w:t>
+        <w:t>Benchmarks do not transfer automatically.</w:t>
       </w:r>
       <w:r>
-        <w:t xml:space="preserve"> No single cue was reliable: plates disappear, colour labels are wrong a quarter of the time, appearance changes with viewpoint. Together they were robust. I also learned that a learned fusion is not automatically better than a transparent one: the hand-set weighted fusion beat the Random Forest with blurred plates, and monotonic constraints were needed so that more similarity could never mean a lower score.</w:t>
+        <w:t xml:space="preserve"> The same model that is excellent on VeRi-776 is much weaker on my street footage, where vehicles are small and seen from different angles. Measuring this on my own data, instead of quoting the benchmark, changed the design: I added the ratio test and the time window, which raised the share of correct cameras from about 40% to about 70% without any training.</w:t>
+      </w:r>
+    </w:p>
+    <w:p>
+      <w:r>
+        <w:rPr>
+          <w:b/>
+        </w:rPr>
+        <w:t>Decision rules matter as much as scores.</w:t>
+      </w:r>
+      <w:r>
+        <w:t xml:space="preserve"> A similarity score alone does not say "same vehicle". Turning it into a decision needs a threshold justified by data, a check for ambiguity (two candidates almost equally similar) and context such as time. When the answer is ambiguous, the honest output is to show the candidates and let a person decide.</w:t>
       </w:r>
     </w:p>
     <w:p>
@@ -225,18 +207,7 @@
         <w:t>Keeping a human in the loop is a design decision, not a weakness.</w:t>
       </w:r>
       <w:r>
-        <w:t xml:space="preserve"> Making the system return ranked candidates with the evidence for each, and requiring a human confirmation between the two stages, made the results explainable and made errors cheap to catch.</w:t>
-      </w:r>
-    </w:p>
-    <w:p>
-      <w:r>
-        <w:rPr>
-          <w:b/>
-        </w:rPr>
-        <w:t>Reporting negative results honestly.</w:t>
-      </w:r>
-      <w:r>
-        <w:t xml:space="preserve"> The SOM pre-filter lowered accuracy. Reporting that clearly, together with the caveat that one modelling choice was informed by test queries, made the work more credible, not less.</w:t>
+        <w:t xml:space="preserve"> Returning ranked candidates with frames, timestamps and scores made the results explainable and made errors cheap to catch.</w:t>
       </w:r>
     </w:p>
     <w:p>
@@ -256,15 +227,15 @@
         <w:rPr>
           <w:b/>
         </w:rPr>
-        <w:t>Any multi-source matching problem</w:t>
+        <w:t>Building AI systems from pretrained components</w:t>
       </w:r>
       <w:r>
-        <w:t xml:space="preserve"> follows the same pattern as V-Trace: record linkage across databases,</w:t>
+        <w:t xml:space="preserve"> is how most industry projects start: choosing suitable models,</w:t>
       </w:r>
     </w:p>
     <w:p>
       <w:r>
-        <w:t>fraud detection across transactions, or matching products, documents or customers across systems. Each has several weak, partly missing signals that are stronger together, and benefits from a transparent baseline next to a learned model.</w:t>
+        <w:t>integrating them, and validating them on the target data before relying on them.</w:t>
       </w:r>
     </w:p>
     <w:p>
@@ -276,15 +247,15 @@
         <w:rPr>
           <w:b/>
         </w:rPr>
-        <w:t>Leakage checks in any ML pipeline.</w:t>
+        <w:t>Domain-shift checks.</w:t>
       </w:r>
       <w:r>
-        <w:t xml:space="preserve"> Stacked models, target encoding and features computed from labels are common in</w:t>
+        <w:t xml:space="preserve"> Re-measuring a model on the data it will actually see, not only on its benchmark, applies to</w:t>
       </w:r>
     </w:p>
     <w:p>
       <w:r>
-        <w:t>industry; out-of-fold features and grouped cross-validation are directly reusable.</w:t>
+        <w:t>any deployed ML system.</w:t>
       </w:r>
     </w:p>
     <w:p>
@@ -304,7 +275,7 @@
     </w:p>
     <w:p>
       <w:r>
-        <w:t>traffic monitoring, parking and logistics yards, or retail footfall analysis, with privacy-preserving defaults such as ranked candidates instead of identity claims and access control.</w:t>
+        <w:t>traffic monitoring, parking and logistics yards, or retail footfall analysis, with privacy-preserving defaults such as ranked candidates instead of identity claims, and access control.</w:t>
       </w:r>
     </w:p>
     <w:p>
@@ -339,12 +310,12 @@
         <w:t>Engineering practice.</w:t>
       </w:r>
       <w:r>
-        <w:t xml:space="preserve"> Small pull requests, automated tests and CI, cached processing and reproducible</w:t>
+        <w:t xml:space="preserve"> Small pull requests, automated tests, cached processing and reproducible evaluation scripts</w:t>
       </w:r>
     </w:p>
     <w:p>
       <w:r>
-        <w:t>experiment scripts made a ten-day project manageable; I will use the same workflow on future team projects.</w:t>
+        <w:t>made a ten-day project manageable; I will use the same workflow on future team projects.</w:t>
       </w:r>
     </w:p>
     <w:sectPr>

--- a/deliverables/V-Trace_Individual_Report_Gurneet_Kaur_Bhuller.docx
+++ b/deliverables/V-Trace_Individual_Report_Gurneet_Kaur_Bhuller.docx
@@ -3,357 +3,552 @@
 <w:document xmlns:wpc="http://schemas.microsoft.com/office/word/2010/wordprocessingCanvas" xmlns:mo="http://schemas.microsoft.com/office/mac/office/2008/main" xmlns:mc="http://schemas.openxmlformats.org/markup-compatibility/2006" xmlns:mv="urn:schemas-microsoft-com:mac:vml" xmlns:o="urn:schemas-microsoft-com:office:office" xmlns:r="http://schemas.openxmlformats.org/officeDocument/2006/relationships" xmlns:m="http://schemas.openxmlformats.org/officeDocument/2006/math" xmlns:v="urn:schemas-microsoft-com:vml" xmlns:wp14="http://schemas.microsoft.com/office/word/2010/wordprocessingDrawing" xmlns:wp="http://schemas.openxmlformats.org/drawingml/2006/wordprocessingDrawing" xmlns:w10="urn:schemas-microsoft-com:office:word" xmlns:w="http://schemas.openxmlformats.org/wordprocessingml/2006/main" xmlns:w14="http://schemas.microsoft.com/office/word/2010/wordml" xmlns:wpg="http://schemas.microsoft.com/office/word/2010/wordprocessingGroup" xmlns:wpi="http://schemas.microsoft.com/office/word/2010/wordprocessingInk" xmlns:wne="http://schemas.microsoft.com/office/word/2006/wordml" xmlns:wps="http://schemas.microsoft.com/office/word/2010/wordprocessingShape" mc:Ignorable="w14 wp14">
   <w:body>
     <w:p>
-      <w:pPr>
-        <w:pStyle w:val="Heading1"/>
-      </w:pPr>
-      <w:r>
-        <w:t>Individual Project Report</w:t>
-      </w:r>
-    </w:p>
-    <w:p>
       <w:r>
         <w:rPr>
-          <w:b/>
+          <w:sz w:val="28"/>
         </w:rPr>
-        <w:t>Gurneet Kaur Bhuller (A0354164E) · Group 21</w:t>
-      </w:r>
-      <w:r>
-        <w:t xml:space="preserve"> · V-Trace: Multi-Attribute Vehicle Re-Identification System Graduate Certificate in Pattern Recognition Systems · Practice Module</w:t>
+        <w:t>Master of Technology in AI Systems</w:t>
       </w:r>
     </w:p>
     <w:p>
       <w:pPr>
-        <w:pStyle w:val="Heading2"/>
+        <w:spacing w:before="120" w:after="240"/>
+        <w:jc w:val="center"/>
       </w:pPr>
       <w:r>
-        <w:t>1. My contribution to the project</w:t>
+        <w:rPr>
+          <w:sz w:val="52"/>
+        </w:rPr>
+        <w:t>Individual Project Report</w:t>
+      </w:r>
+    </w:p>
+    <w:tbl>
+      <w:tblPr>
+        <w:tblW w:type="auto" w:w="0"/>
+        <w:jc w:val="center"/>
+        <w:tblLook w:firstColumn="1" w:firstRow="1" w:lastColumn="0" w:lastRow="0" w:noHBand="0" w:noVBand="1" w:val="04A0"/>
+        <w:tblBorders>
+          <w:top w:val="single" w:sz="8" w:color="000000"/>
+          <w:left w:val="single" w:sz="8" w:color="000000"/>
+          <w:bottom w:val="single" w:sz="8" w:color="000000"/>
+          <w:right w:val="single" w:sz="8" w:color="000000"/>
+          <w:insideH w:val="single" w:sz="8" w:color="000000"/>
+          <w:insideV w:val="single" w:sz="8" w:color="000000"/>
+        </w:tblBorders>
+      </w:tblPr>
+      <w:tblGrid>
+        <w:gridCol w:w="4873"/>
+        <w:gridCol w:w="4873"/>
+      </w:tblGrid>
+      <w:tr>
+        <w:trPr>
+          <w:trHeight w:val="624"/>
+        </w:trPr>
+        <w:tc>
+          <w:tcPr>
+            <w:tcW w:type="dxa" w:w="3175"/>
+          </w:tcPr>
+          <w:p>
+            <w:r>
+              <w:rPr>
+                <w:sz w:val="24"/>
+              </w:rPr>
+              <w:t>Your Name:</w:t>
+            </w:r>
+          </w:p>
+        </w:tc>
+        <w:tc>
+          <w:tcPr>
+            <w:tcW w:type="dxa" w:w="6236"/>
+          </w:tcPr>
+          <w:p>
+            <w:r>
+              <w:rPr>
+                <w:sz w:val="24"/>
+              </w:rPr>
+              <w:t>Gurneet Kaur Bhuller (A0354164E)</w:t>
+            </w:r>
+          </w:p>
+        </w:tc>
+      </w:tr>
+      <w:tr>
+        <w:trPr>
+          <w:trHeight w:val="624"/>
+        </w:trPr>
+        <w:tc>
+          <w:tcPr>
+            <w:tcW w:type="dxa" w:w="3175"/>
+          </w:tcPr>
+          <w:p>
+            <w:r>
+              <w:rPr>
+                <w:sz w:val="24"/>
+              </w:rPr>
+              <w:t>Certificate:</w:t>
+            </w:r>
+          </w:p>
+        </w:tc>
+        <w:tc>
+          <w:tcPr>
+            <w:tcW w:type="dxa" w:w="6236"/>
+          </w:tcPr>
+          <w:p>
+            <w:r>
+              <w:rPr>
+                <w:sz w:val="24"/>
+              </w:rPr>
+              <w:t>Graduate Certificate in Pattern Recognition Systems</w:t>
+            </w:r>
+          </w:p>
+        </w:tc>
+      </w:tr>
+    </w:tbl>
+    <w:p>
+      <w:pPr>
+        <w:spacing w:before="320" w:after="120"/>
+      </w:pPr>
+      <w:r>
+        <w:rPr>
+          <w:rFonts w:ascii="Cambria" w:hAnsi="Cambria" w:eastAsia="Cambria"/>
+          <w:color w:val="365F91"/>
+          <w:sz w:val="36"/>
+        </w:rPr>
+        <w:t>1. Your personal contribution to the project.</w:t>
       </w:r>
     </w:p>
     <w:p>
+      <w:pPr>
+        <w:spacing w:after="80"/>
+        <w:jc w:val="both"/>
+      </w:pPr>
       <w:r>
-        <w:t>V-Trace was a one-person project (Group 21), so I was responsible for every part of it:</w:t>
+        <w:rPr>
+          <w:b w:val="0"/>
+          <w:sz w:val="22"/>
+        </w:rPr>
+        <w:t>V-Trace was a one-person project (Group 21), so I was responsible for every part of it, from the proposal to the deployed application.</w:t>
       </w:r>
     </w:p>
     <w:p>
       <w:pPr>
         <w:pStyle w:val="ListBullet"/>
-        <w:spacing w:after="60"/>
+        <w:spacing w:after="80"/>
+        <w:jc w:val="both"/>
       </w:pPr>
       <w:r>
         <w:rPr>
-          <w:b/>
+          <w:b w:val="0"/>
+          <w:sz w:val="22"/>
         </w:rPr>
-        <w:t>Problem framing and proposal.</w:t>
-      </w:r>
-      <w:r>
-        <w:t xml:space="preserve"> I defined the </w:t>
       </w:r>
       <w:r>
         <w:rPr>
-          <w:i/>
+          <w:b/>
+          <w:sz w:val="22"/>
         </w:rPr>
-        <w:t>describe → rank → select → trace</w:t>
+        <w:t>Problem framing.</w:t>
       </w:r>
       <w:r>
-        <w:t xml:space="preserve"> workflow, the scope (short</w:t>
-      </w:r>
-    </w:p>
-    <w:p>
-      <w:r>
-        <w:t>uploaded or demo videos, ranked results for a person to review, no identity claims) and the evaluation plan, and presented it in the first presentation.</w:t>
+        <w:rPr>
+          <w:b w:val="0"/>
+          <w:sz w:val="22"/>
+        </w:rPr>
+        <w:t xml:space="preserve"> I defined the describe → rank → select → trace workflow, the scope (short demo or uploaded videos, ranked results for a person to review, never an identity claim) and the evaluation plan, and presented them in the first presentation.</w:t>
       </w:r>
     </w:p>
     <w:p>
       <w:pPr>
         <w:pStyle w:val="ListBullet"/>
-        <w:spacing w:after="60"/>
+        <w:spacing w:after="80"/>
+        <w:jc w:val="both"/>
       </w:pPr>
       <w:r>
         <w:rPr>
-          <w:b/>
+          <w:b w:val="0"/>
+          <w:sz w:val="22"/>
         </w:rPr>
-        <w:t>Choosing and integrating pretrained models.</w:t>
       </w:r>
       <w:r>
-        <w:t xml:space="preserve"> Rather than training my own networks, I selected published models for</w:t>
+        <w:rPr>
+          <w:b/>
+          <w:sz w:val="22"/>
+        </w:rPr>
+        <w:t>Pipeline from pretrained models.</w:t>
       </w:r>
-    </w:p>
-    <w:p>
       <w:r>
-        <w:t>each step and connected them into one pipeline: YOLO11 detection and ByteTrack tracking to turn video into sightings, CLIP zero-shot scoring for colour, type, distinctive features and free text, EasyOCR for plates with wildcard matching, and the FastReID VeRi-776 Re-ID model released by the VeRi authors' team for cross-camera matching. I wrote a small loader so the FastReID checkpoint runs with plain PyTorch, and checked that it reproduces its published accuracy.</w:t>
+        <w:rPr>
+          <w:b w:val="0"/>
+          <w:sz w:val="22"/>
+        </w:rPr>
+        <w:t xml:space="preserve"> I chose a published model for each step and connected them: YOLO11 detection and ByteTrack tracking turn video into sightings; CLIP zero-shot scoring and EasyOCR make each sighting searchable by colour, type, distinctive features, free text and plate; and the FastReID VeRi-776 model released by the VeRi authors' team matches a vehicle across cameras. I wrote a small loader so its checkpoint runs with plain PyTorch, and re-ran the official VeRi-776 benchmark (Rank-1 97.0%, mAP 81.6%) to check it behaves as published.</w:t>
       </w:r>
     </w:p>
     <w:p>
       <w:pPr>
         <w:pStyle w:val="ListBullet"/>
-        <w:spacing w:after="60"/>
+        <w:spacing w:after="80"/>
+        <w:jc w:val="both"/>
       </w:pPr>
       <w:r>
         <w:rPr>
+          <w:b w:val="0"/>
+          <w:sz w:val="22"/>
+        </w:rPr>
+      </w:r>
+      <w:r>
+        <w:rPr>
           <w:b/>
+          <w:sz w:val="22"/>
         </w:rPr>
         <w:t>Search and matching logic.</w:t>
       </w:r>
       <w:r>
-        <w:t xml:space="preserve"> I designed the description score (only the fields the user gives are used), and the</w:t>
-      </w:r>
-    </w:p>
-    <w:p>
-      <w:r>
-        <w:t>rule that decides whether a vehicle was seen in a camera: a similarity threshold chosen from the VeRi-776 score distributions, a ratio test against the second-best candidate, and a time window for cameras that share a clock.</w:t>
+        <w:rPr>
+          <w:b w:val="0"/>
+          <w:sz w:val="22"/>
+        </w:rPr>
+        <w:t xml:space="preserve"> I designed the description score (only the fields the user gives are used) and the rule that decides whether a vehicle was seen in a camera: a similarity threshold chosen from the VeRi-776 score distributions, a ratio test against the second-best candidate, and a real-world time window built from each camera's location and recording start.</w:t>
       </w:r>
     </w:p>
     <w:p>
       <w:pPr>
         <w:pStyle w:val="ListBullet"/>
-        <w:spacing w:after="60"/>
+        <w:spacing w:after="80"/>
+        <w:jc w:val="both"/>
       </w:pPr>
       <w:r>
         <w:rPr>
-          <w:b/>
+          <w:b w:val="0"/>
+          <w:sz w:val="22"/>
         </w:rPr>
-        <w:t>Demo data and evaluation.</w:t>
       </w:r>
       <w:r>
-        <w:t xml:space="preserve"> I built multi-camera demo footage on which the same cars really pass three cameras,</w:t>
+        <w:rPr>
+          <w:b/>
+          <w:sz w:val="22"/>
+        </w:rPr>
+        <w:t>Data and evaluation.</w:t>
       </w:r>
-    </w:p>
-    <w:p>
       <w:r>
-        <w:t>a pseudo-ground-truth evaluation of tracking and Re-ID on it, and the VeRi-776 benchmark run.</w:t>
+        <w:rPr>
+          <w:b w:val="0"/>
+          <w:sz w:val="22"/>
+        </w:rPr>
+        <w:t xml:space="preserve"> I built the multi-camera demo footage and an upload test pack, placed the cameras at curated Singapore locations with recording times, and evaluated tracking and re-identification on the footage with a pseudo ground truth.</w:t>
       </w:r>
     </w:p>
     <w:p>
       <w:pPr>
         <w:pStyle w:val="ListBullet"/>
-        <w:spacing w:after="60"/>
+        <w:spacing w:after="80"/>
+        <w:jc w:val="both"/>
       </w:pPr>
       <w:r>
         <w:rPr>
-          <w:b/>
+          <w:b w:val="0"/>
+          <w:sz w:val="22"/>
         </w:rPr>
-        <w:t>Application and engineering.</w:t>
       </w:r>
       <w:r>
-        <w:t xml:space="preserve"> I built the Streamlit app (admin sign-in, demo or uploaded videos, dark/light</w:t>
+        <w:rPr>
+          <w:b/>
+          <w:sz w:val="22"/>
+        </w:rPr>
+        <w:t>Application and delivery.</w:t>
+      </w:r>
+      <w:r>
+        <w:rPr>
+          <w:b w:val="0"/>
+          <w:sz w:val="22"/>
+        </w:rPr>
+        <w:t xml:space="preserve"> I built the Streamlit app (admin sign-in, demo or uploaded videos, Cameras page, dark/light theme), the unit and end-to-end tests, and managed the work through GitHub branches and pull requests. I wrote the report, both presentations and the demo guide, and recorded the video.</w:t>
       </w:r>
     </w:p>
     <w:p>
+      <w:pPr>
+        <w:spacing w:before="320" w:after="120"/>
+      </w:pPr>
       <w:r>
-        <w:t>theme), unit and app tests, and managed the work through GitHub branches and pull requests.</w:t>
+        <w:rPr>
+          <w:rFonts w:ascii="Cambria" w:hAnsi="Cambria" w:eastAsia="Cambria"/>
+          <w:color w:val="365F91"/>
+          <w:sz w:val="36"/>
+        </w:rPr>
+        <w:t>2. What you have learnt from the project.</w:t>
+      </w:r>
+    </w:p>
+    <w:p>
+      <w:pPr>
+        <w:spacing w:after="80"/>
+        <w:jc w:val="both"/>
+      </w:pPr>
+      <w:r>
+        <w:rPr>
+          <w:b w:val="0"/>
+          <w:sz w:val="22"/>
+        </w:rPr>
+      </w:r>
+      <w:r>
+        <w:rPr>
+          <w:b/>
+          <w:sz w:val="22"/>
+        </w:rPr>
+        <w:t>Use what already exists, and verify it.</w:t>
+      </w:r>
+      <w:r>
+        <w:rPr>
+          <w:b w:val="0"/>
+          <w:sz w:val="22"/>
+        </w:rPr>
+        <w:t xml:space="preserve"> A published model trained by the dataset's own authors was far stronger than anything I could have trained in ten days. The real work was integrating it correctly and checking it: re-running the official benchmark showed that the weights load and behave as published before I trusted them on my own footage.</w:t>
+      </w:r>
+    </w:p>
+    <w:p>
+      <w:pPr>
+        <w:spacing w:after="80"/>
+        <w:jc w:val="both"/>
+      </w:pPr>
+      <w:r>
+        <w:rPr>
+          <w:b w:val="0"/>
+          <w:sz w:val="22"/>
+        </w:rPr>
+      </w:r>
+      <w:r>
+        <w:rPr>
+          <w:b/>
+          <w:sz w:val="22"/>
+        </w:rPr>
+        <w:t>Benchmarks do not transfer automatically.</w:t>
+      </w:r>
+      <w:r>
+        <w:rPr>
+          <w:b w:val="0"/>
+          <w:sz w:val="22"/>
+        </w:rPr>
+        <w:t xml:space="preserve"> The same model that ranks the right vehicle first 97% of the time on VeRi-776 does so for about a third of queries on my street footage, where vehicles are small and seen from very different angles. Measuring this on my own data, rather than quoting the benchmark, changed the design.</w:t>
+      </w:r>
+    </w:p>
+    <w:p>
+      <w:pPr>
+        <w:spacing w:after="80"/>
+        <w:jc w:val="both"/>
+      </w:pPr>
+      <w:r>
+        <w:rPr>
+          <w:b w:val="0"/>
+          <w:sz w:val="22"/>
+        </w:rPr>
+      </w:r>
+      <w:r>
+        <w:rPr>
+          <w:b/>
+          <w:sz w:val="22"/>
+        </w:rPr>
+        <w:t>Decision rules matter as much as scores.</w:t>
+      </w:r>
+      <w:r>
+        <w:rPr>
+          <w:b w:val="0"/>
+          <w:sz w:val="22"/>
+        </w:rPr>
+        <w:t xml:space="preserve"> A similarity score does not say "same vehicle" by itself. Turning it into a decision needed a threshold justified by data, a check for ambiguity and real-world context such as time and place. These raised the share of correct cameras from about a quarter to over 80% without any training, and when the answer is ambiguous, the honest output is to show the candidates and let a person decide.</w:t>
+      </w:r>
+    </w:p>
+    <w:p>
+      <w:pPr>
+        <w:spacing w:after="80"/>
+        <w:jc w:val="both"/>
+      </w:pPr>
+      <w:r>
+        <w:rPr>
+          <w:b w:val="0"/>
+          <w:sz w:val="22"/>
+        </w:rPr>
+      </w:r>
+      <w:r>
+        <w:rPr>
+          <w:b/>
+          <w:sz w:val="22"/>
+        </w:rPr>
+        <w:t>Context makes results usable.</w:t>
+      </w:r>
+      <w:r>
+        <w:rPr>
+          <w:b w:val="0"/>
+          <w:sz w:val="22"/>
+        </w:rPr>
+        <w:t xml:space="preserve"> Showing each sighting with its location, real-world time and a frame turned a list of scores into evidence a person can check, which is what an investigator actually needs.</w:t>
+      </w:r>
+    </w:p>
+    <w:p>
+      <w:pPr>
+        <w:spacing w:before="320" w:after="120"/>
+      </w:pPr>
+      <w:r>
+        <w:rPr>
+          <w:rFonts w:ascii="Cambria" w:hAnsi="Cambria" w:eastAsia="Cambria"/>
+          <w:color w:val="365F91"/>
+          <w:sz w:val="36"/>
+        </w:rPr>
+        <w:t>3. How you can apply this in future work-related projects.</w:t>
       </w:r>
     </w:p>
     <w:p>
       <w:pPr>
         <w:pStyle w:val="ListBullet"/>
-        <w:spacing w:after="60"/>
+        <w:spacing w:after="80"/>
+        <w:jc w:val="both"/>
       </w:pPr>
       <w:r>
         <w:rPr>
-          <w:b/>
+          <w:b w:val="0"/>
+          <w:sz w:val="22"/>
         </w:rPr>
-        <w:t>Documentation.</w:t>
       </w:r>
-      <w:r>
-        <w:t xml:space="preserve"> I wrote the final report, both presentations and the demo guide, and recorded the video.</w:t>
-      </w:r>
-    </w:p>
-    <w:p>
-      <w:pPr>
-        <w:pStyle w:val="Heading2"/>
-      </w:pPr>
-      <w:r>
-        <w:t>2. What I learned that is most useful to me</w:t>
-      </w:r>
-    </w:p>
-    <w:p>
       <w:r>
         <w:rPr>
           <w:b/>
+          <w:sz w:val="22"/>
         </w:rPr>
-        <w:t>Use what already exists, and check it.</w:t>
+        <w:t>Building AI systems from pretrained components.</w:t>
       </w:r>
       <w:r>
-        <w:t xml:space="preserve"> A pretrained, published model (FastReID on VeRi-776) was far stronger than anything I could train in ten days. The important work was integrating it correctly and verifying it: re-running the official benchmark showed the weights load and behave as published, before trusting them on my own footage.</w:t>
-      </w:r>
-    </w:p>
-    <w:p>
-      <w:r>
         <w:rPr>
-          <w:b/>
+          <w:b w:val="0"/>
+          <w:sz w:val="22"/>
         </w:rPr>
-        <w:t>Benchmarks do not transfer automatically.</w:t>
-      </w:r>
-      <w:r>
-        <w:t xml:space="preserve"> The same model that is excellent on VeRi-776 is much weaker on my street footage, where vehicles are small and seen from different angles. Measuring this on my own data, instead of quoting the benchmark, changed the design: I added the ratio test and the time window, which raised the share of correct cameras from about 40% to about 70% without any training.</w:t>
-      </w:r>
-    </w:p>
-    <w:p>
-      <w:r>
-        <w:rPr>
-          <w:b/>
-        </w:rPr>
-        <w:t>Decision rules matter as much as scores.</w:t>
-      </w:r>
-      <w:r>
-        <w:t xml:space="preserve"> A similarity score alone does not say "same vehicle". Turning it into a decision needs a threshold justified by data, a check for ambiguity (two candidates almost equally similar) and context such as time. When the answer is ambiguous, the honest output is to show the candidates and let a person decide.</w:t>
-      </w:r>
-    </w:p>
-    <w:p>
-      <w:r>
-        <w:rPr>
-          <w:b/>
-        </w:rPr>
-        <w:t>Keeping a human in the loop is a design decision, not a weakness.</w:t>
-      </w:r>
-      <w:r>
-        <w:t xml:space="preserve"> Returning ranked candidates with frames, timestamps and scores made the results explainable and made errors cheap to catch.</w:t>
-      </w:r>
-    </w:p>
-    <w:p>
-      <w:pPr>
-        <w:pStyle w:val="Heading2"/>
-      </w:pPr>
-      <w:r>
-        <w:t>3. Applying these skills in other situations and workplaces</w:t>
+        <w:t xml:space="preserve"> Most industry projects start by choosing suitable published models, integrating them and validating them on the target data before relying on them. I will keep that order: reproduce the published result first, then measure on our own data.</w:t>
       </w:r>
     </w:p>
     <w:p>
       <w:pPr>
         <w:pStyle w:val="ListBullet"/>
-        <w:spacing w:after="60"/>
+        <w:spacing w:after="80"/>
+        <w:jc w:val="both"/>
       </w:pPr>
       <w:r>
         <w:rPr>
-          <w:b/>
+          <w:b w:val="0"/>
+          <w:sz w:val="22"/>
         </w:rPr>
-        <w:t>Building AI systems from pretrained components</w:t>
       </w:r>
       <w:r>
-        <w:t xml:space="preserve"> is how most industry projects start: choosing suitable models,</w:t>
+        <w:rPr>
+          <w:b/>
+          <w:sz w:val="22"/>
+        </w:rPr>
+        <w:t>Checking for domain shift.</w:t>
       </w:r>
-    </w:p>
-    <w:p>
       <w:r>
-        <w:t>integrating them, and validating them on the target data before relying on them.</w:t>
+        <w:rPr>
+          <w:b w:val="0"/>
+          <w:sz w:val="22"/>
+        </w:rPr>
+        <w:t xml:space="preserve"> Re-measuring a model on the data it will actually see applies to any deployed system, from document processing to quality inspection, and it is cheap compared with a failure in production.</w:t>
       </w:r>
     </w:p>
     <w:p>
       <w:pPr>
         <w:pStyle w:val="ListBullet"/>
-        <w:spacing w:after="60"/>
+        <w:spacing w:after="80"/>
+        <w:jc w:val="both"/>
       </w:pPr>
       <w:r>
         <w:rPr>
-          <w:b/>
+          <w:b w:val="0"/>
+          <w:sz w:val="22"/>
         </w:rPr>
-        <w:t>Domain-shift checks.</w:t>
       </w:r>
       <w:r>
-        <w:t xml:space="preserve"> Re-measuring a model on the data it will actually see, not only on its benchmark, applies to</w:t>
+        <w:rPr>
+          <w:b/>
+          <w:sz w:val="22"/>
+        </w:rPr>
+        <w:t>Designing decisions, not just models.</w:t>
       </w:r>
-    </w:p>
-    <w:p>
       <w:r>
-        <w:t>any deployed ML system.</w:t>
+        <w:rPr>
+          <w:b w:val="0"/>
+          <w:sz w:val="22"/>
+        </w:rPr>
+        <w:t xml:space="preserve"> Thresholds, ambiguity checks and business context (time, location, rules) turn model scores into decisions people can defend; I will design and test these as carefully as the model itself.</w:t>
       </w:r>
     </w:p>
     <w:p>
       <w:pPr>
         <w:pStyle w:val="ListBullet"/>
-        <w:spacing w:after="60"/>
+        <w:spacing w:after="80"/>
+        <w:jc w:val="both"/>
       </w:pPr>
       <w:r>
         <w:rPr>
+          <w:b w:val="0"/>
+          <w:sz w:val="22"/>
+        </w:rPr>
+      </w:r>
+      <w:r>
+        <w:rPr>
           <w:b/>
+          <w:sz w:val="22"/>
         </w:rPr>
         <w:t>Video analytics and smart-city systems.</w:t>
       </w:r>
       <w:r>
-        <w:t xml:space="preserve"> The detection → tracking → description → retrieval chain transfers to</w:t>
-      </w:r>
-    </w:p>
-    <w:p>
-      <w:r>
-        <w:t>traffic monitoring, parking and logistics yards, or retail footfall analysis, with privacy-preserving defaults such as ranked candidates instead of identity claims, and access control.</w:t>
+        <w:rPr>
+          <w:b w:val="0"/>
+          <w:sz w:val="22"/>
+        </w:rPr>
+        <w:t xml:space="preserve"> The detection → tracking → description → retrieval chain transfers to traffic monitoring, car parks, logistics yards and retail footfall analysis, with privacy-preserving defaults such as ranked candidates instead of identity claims, and access control.</w:t>
       </w:r>
     </w:p>
     <w:p>
       <w:pPr>
         <w:pStyle w:val="ListBullet"/>
-        <w:spacing w:after="60"/>
+        <w:spacing w:after="80"/>
+        <w:jc w:val="both"/>
       </w:pPr>
       <w:r>
         <w:rPr>
-          <w:b/>
+          <w:b w:val="0"/>
+          <w:sz w:val="22"/>
         </w:rPr>
-        <w:t>Human-in-the-loop decision support.</w:t>
       </w:r>
       <w:r>
-        <w:t xml:space="preserve"> Showing ranked options with their evidence, rather than a single automatic</w:t>
+        <w:rPr>
+          <w:b/>
+          <w:sz w:val="22"/>
+        </w:rPr>
+        <w:t>Engineering practice.</w:t>
       </w:r>
-    </w:p>
-    <w:p>
       <w:r>
-        <w:t>answer, is how I would design AI tools for any high-stakes setting, from investigations to quality inspection.</w:t>
+        <w:rPr>
+          <w:b w:val="0"/>
+          <w:sz w:val="22"/>
+        </w:rPr>
+        <w:t xml:space="preserve"> Small pull requests, automated tests, reproducible evaluation scripts and clear documentation made a ten-day project manageable, and I will use the same workflow in team projects at work.</w:t>
       </w:r>
     </w:p>
     <w:p>
       <w:pPr>
-        <w:pStyle w:val="ListBullet"/>
-        <w:spacing w:after="60"/>
+        <w:spacing w:before="280"/>
       </w:pPr>
       <w:r>
         <w:rPr>
-          <w:b/>
+          <w:i/>
+          <w:sz w:val="18"/>
         </w:rPr>
-        <w:t>Engineering practice.</w:t>
-      </w:r>
-      <w:r>
-        <w:t xml:space="preserve"> Small pull requests, automated tests, cached processing and reproducible evaluation scripts</w:t>
-      </w:r>
-    </w:p>
-    <w:p>
-      <w:r>
-        <w:t>made a ten-day project manageable; I will use the same workflow on future team projects.</w:t>
+        <w:t>AI declaration. In preparing this report and building the project, AI-based tools including Claude, ChatGPT and Gemini were used in a supporting capacity: drafting and refining text, organising content, and coding assistance whose output was reviewed and tested. All ideas, analysis, technical design decisions and conclusions are my own.</w:t>
       </w:r>
     </w:p>
     <w:sectPr>
-      <w:footerReference w:type="default" r:id="rId9"/>
-      <w:pgSz w:w="11906" w:h="16838"/>
-      <w:pgMar w:top="1134" w:right="1134" w:bottom="1134" w:left="1134" w:header="720" w:footer="720" w:gutter="0"/>
+      <w:pgSz w:w="12240" w:h="15840"/>
+      <w:pgMar w:top="1134" w:right="1247" w:bottom="1134" w:left="1247" w:header="720" w:footer="720" w:gutter="0"/>
       <w:cols w:space="720"/>
       <w:docGrid w:linePitch="360"/>
     </w:sectPr>
   </w:body>
 </w:document>
-</file>
-
-<file path=word/footer1.xml><?xml version="1.0" encoding="utf-8"?>
-<w:ftr xmlns:m="http://schemas.openxmlformats.org/officeDocument/2006/math" xmlns:mc="http://schemas.openxmlformats.org/markup-compatibility/2006" xmlns:mo="http://schemas.microsoft.com/office/mac/office/2008/main" xmlns:mv="urn:schemas-microsoft-com:mac:vml" xmlns:o="urn:schemas-microsoft-com:office:office" xmlns:r="http://schemas.openxmlformats.org/officeDocument/2006/relationships" xmlns:v="urn:schemas-microsoft-com:vml" xmlns:w10="urn:schemas-microsoft-com:office:word" xmlns:w14="http://schemas.microsoft.com/office/word/2010/wordml" xmlns:w="http://schemas.openxmlformats.org/wordprocessingml/2006/main" xmlns:wne="http://schemas.microsoft.com/office/word/2006/wordml" xmlns:wp14="http://schemas.microsoft.com/office/word/2010/wordprocessingDrawing" xmlns:wp="http://schemas.openxmlformats.org/drawingml/2006/wordprocessingDrawing" xmlns:wpc="http://schemas.microsoft.com/office/word/2010/wordprocessingCanvas" xmlns:wpg="http://schemas.microsoft.com/office/word/2010/wordprocessingGroup" xmlns:wpi="http://schemas.microsoft.com/office/word/2010/wordprocessingInk" xmlns:wps="http://schemas.microsoft.com/office/word/2010/wordprocessingShape" mc:Ignorable="w14 wp14">
-  <w:p>
-    <w:pPr>
-      <w:pStyle w:val="Footer"/>
-      <w:jc w:val="center"/>
-    </w:pPr>
-    <w:r>
-      <w:rPr>
-        <w:color w:val="34454D"/>
-        <w:sz w:val="18"/>
-      </w:rPr>
-      <w:t xml:space="preserve">V-Trace · Group 21  ·  page </w:t>
-    </w:r>
-    <w:r>
-      <w:rPr>
-        <w:color w:val="34454D"/>
-        <w:sz w:val="18"/>
-      </w:rPr>
-      <w:fldChar w:fldCharType="begin"/>
-      <w:instrText xml:space="preserve">PAGE</w:instrText>
-      <w:fldChar w:fldCharType="end"/>
-    </w:r>
-  </w:p>
-</w:ftr>
 </file>
 
 <file path=word/numbering.xml><?xml version="1.0" encoding="utf-8"?>
@@ -719,11 +914,8 @@
     <w:name w:val="Normal"/>
     <w:qFormat/>
     <w:rsid w:val="00FC693F"/>
-    <w:pPr>
-      <w:spacing w:after="120" w:line="269" w:lineRule="auto"/>
-    </w:pPr>
     <w:rPr>
-      <w:rFonts w:ascii="Calibri" w:hAnsi="Calibri" w:eastAsia="Calibri"/>
+      <w:rFonts w:ascii="Times New Roman" w:hAnsi="Times New Roman" w:eastAsia="Times New Roman"/>
       <w:sz w:val="22"/>
     </w:rPr>
   </w:style>
@@ -782,15 +974,15 @@
     <w:pPr>
       <w:keepNext/>
       <w:keepLines/>
-      <w:spacing w:before="280" w:after="120"/>
+      <w:spacing w:before="480" w:after="0"/>
       <w:outlineLvl w:val="0"/>
     </w:pPr>
     <w:rPr>
-      <w:rFonts w:asciiTheme="majorHAnsi" w:eastAsiaTheme="majorEastAsia" w:hAnsiTheme="majorHAnsi" w:cstheme="majorBidi" w:ascii="Calibri" w:hAnsi="Calibri" w:eastAsia="Calibri" w:cs="Calibri"/>
+      <w:rFonts w:asciiTheme="majorHAnsi" w:eastAsiaTheme="majorEastAsia" w:hAnsiTheme="majorHAnsi" w:cstheme="majorBidi"/>
       <w:b/>
       <w:bCs/>
-      <w:color w:val="111820"/>
-      <w:sz w:val="34"/>
+      <w:color w:val="365F91" w:themeColor="accent1" w:themeShade="BF"/>
+      <w:sz w:val="28"/>
       <w:szCs w:val="28"/>
     </w:rPr>
   </w:style>
@@ -806,15 +998,15 @@
     <w:pPr>
       <w:keepNext/>
       <w:keepLines/>
-      <w:spacing w:before="200" w:after="120"/>
+      <w:spacing w:before="200" w:after="0"/>
       <w:outlineLvl w:val="1"/>
     </w:pPr>
     <w:rPr>
-      <w:rFonts w:asciiTheme="majorHAnsi" w:eastAsiaTheme="majorEastAsia" w:hAnsiTheme="majorHAnsi" w:cstheme="majorBidi" w:ascii="Calibri" w:hAnsi="Calibri" w:eastAsia="Calibri" w:cs="Calibri"/>
+      <w:rFonts w:asciiTheme="majorHAnsi" w:eastAsiaTheme="majorEastAsia" w:hAnsiTheme="majorHAnsi" w:cstheme="majorBidi"/>
       <w:b/>
       <w:bCs/>
-      <w:color w:val="0E8782"/>
-      <w:sz w:val="27"/>
+      <w:color w:val="4F81BD" w:themeColor="accent1"/>
+      <w:sz w:val="26"/>
       <w:szCs w:val="26"/>
     </w:rPr>
   </w:style>
@@ -830,15 +1022,14 @@
     <w:pPr>
       <w:keepNext/>
       <w:keepLines/>
-      <w:spacing w:before="200" w:after="120"/>
+      <w:spacing w:before="200" w:after="0"/>
       <w:outlineLvl w:val="2"/>
     </w:pPr>
     <w:rPr>
-      <w:rFonts w:asciiTheme="majorHAnsi" w:eastAsiaTheme="majorEastAsia" w:hAnsiTheme="majorHAnsi" w:cstheme="majorBidi" w:ascii="Calibri" w:hAnsi="Calibri" w:eastAsia="Calibri" w:cs="Calibri"/>
+      <w:rFonts w:asciiTheme="majorHAnsi" w:eastAsiaTheme="majorEastAsia" w:hAnsiTheme="majorHAnsi" w:cstheme="majorBidi"/>
       <w:b/>
       <w:bCs/>
-      <w:color w:val="111820"/>
-      <w:sz w:val="24"/>
+      <w:color w:val="4F81BD" w:themeColor="accent1"/>
     </w:rPr>
   </w:style>
   <w:style w:type="paragraph" w:styleId="Heading4">
